--- a/az/wisdom-stories/life-after-sixty.docx
+++ b/az/wisdom-stories/life-after-sixty.docx
@@ -27,7 +27,7 @@
         <w:rPr>
           <w:lang/>
         </w:rPr>
-        <w:t>Altmış yaş həyatın kənarına çəkilmək vaxtı deyil. Bəlkə də illərlə təxirə saldığın istəklərə yer açmaq, özünə daha çox qayğı göstərmək zamanıdır.</w:t>
+        <w:t>Altmış yaş həyatın kənarına çəkilmək vaxtı deyil. Bəlkə də, illərlə təxirə saldığın istəklərə yer açmaq, özünə daha çox qayğı göstərmək zamanıdır.</w:t>
       </w:r>
     </w:p>
     <w:p>
@@ -66,7 +66,7 @@
         <w:rPr>
           <w:lang/>
         </w:rPr>
-        <w:t xml:space="preserve">Bədəninə diqqətlə yanaş. Gücünə və sağlamlığına uyğun hərəkət et, gəz, dincəl. Sağlamlığınla bağlı ehtiyacların barədə həkiminlə danış, müayinələrini onunla birlikdə planlaşdır. Nə özünü gərəksiz yerə yüklə, nə də yaşını bəhanə edib sevdiyin hərəkətlərdən uzaqlaş.</w:t>
+        <w:t>Bədəninə diqqətlə yanaş. Gücünə və sağlamlığına uyğun hərəkət et, gəz, dincəl. Sağlamlığınla bağlı ehtiyacların barədə həkiminlə danış, müayinələrini onunla birlikdə planlaşdır. Nə özünü gərəksiz yerə yüklə, nə də yaşını bəhanə edib sevdiyin məşğuliyyətlərdən uzaqlaş.</w:t>
       </w:r>
     </w:p>
     <w:p>
@@ -105,7 +105,7 @@
         <w:rPr>
           <w:lang/>
         </w:rPr>
-        <w:t>Gəncləri dinlə. Onların həyatını öz keçmişinin ölçüsü ilə qiymətləndirmə. Təcrübəni bölüş, amma nəsihətdən əvvəl soruşmağa da yer ver. Bəzən sənin onlara öyrədəcəyin qədər onların da sənə öyrədəcəyi var.</w:t>
+        <w:t>Gəncləri dinlə. Onların həyatını öz keçmişinin ölçüsü ilə qiymətləndirmə. Təcrübəni bölüş, amma nəsihət verməzdən əvvəl onların fikrini də soruş. Bəzən sənin onlara öyrədəcəyin qədər onların da sənə öyrədəcəyi var.</w:t>
       </w:r>
     </w:p>
     <w:p>
